--- a/aura-documents/output/word/02-people-policies/05-conflict-of-interest-gifts-and-anti-bribery.docx
+++ b/aura-documents/output/word/02-people-policies/05-conflict-of-interest-gifts-and-anti-bribery.docx
@@ -30,7 +30,7 @@
           <w:color w:val="7A6753"/>
           <w:sz w:val="16"/>
         </w:rPr>
-        <w:t xml:space="preserve">Document No. AUR-POL-05 · Version 0.1 (Draft) · Owner: CEO · Effective: </w:t>
+        <w:t xml:space="preserve">Document No. AUR-POL-05 · Version 0.2 (Draft) · Owner: CEO · Effective: </w:t>
       </w:r>
       <w:r>
         <w:rPr>
@@ -165,7 +165,7 @@
           <w:color w:val="4A3A2C"/>
           <w:sz w:val="20"/>
         </w:rPr>
-        <w:t>Influencing a supplier choice (linen, salt, Epsom salt for the float tank, IV consumables, cleaning products) where a relative owns the supplier.</w:t>
+        <w:t>Influencing a supplier choice (linen and Aura-branded towels, clothing and slippers, salt, refreshments, retail stock such as copper mugs, organic fragrances, wellness pillows and linen merchandise, laundry and cleaning products, advertising agencies) where a relative owns the supplier.</w:t>
       </w:r>
     </w:p>
     <w:p>
